--- a/MyPaper/paper/文獻回顧.docx
+++ b/MyPaper/paper/文獻回顧.docx
@@ -10,42 +10,172 @@
         <w:rPr>
           <w:rFonts w:hint="eastAsia"/>
         </w:rPr>
-        <w:t xml:space="preserve">1. </w:t>
-      </w:r>
-      <w:r>
-        <w:rPr>
-          <w:rFonts w:hint="eastAsia"/>
-        </w:rPr>
-        <w:t>作者：</w:t>
-      </w:r>
-      <w:r>
-        <w:rPr>
-          <w:rFonts w:hint="eastAsia"/>
-        </w:rPr>
-        <w:t>宥亦、馬老師、昱豪、邵輝洲老師</w:t>
+        <w:t>1</w:t>
+      </w:r>
+      <w:r>
+        <w:rPr>
+          <w:rFonts w:hint="eastAsia"/>
+        </w:rPr>
+        <w:t xml:space="preserve">. </w:t>
+      </w:r>
+      <w:r>
+        <w:rPr>
+          <w:rFonts w:ascii="Arial" w:hAnsi="Arial" w:cs="Arial"/>
+          <w:color w:val="222222"/>
+          <w:sz w:val="20"/>
+          <w:szCs w:val="20"/>
+          <w:shd w:val="clear" w:color="auto" w:fill="FFFFFF"/>
+        </w:rPr>
+        <w:t xml:space="preserve">Jeong, D., Park, C., &amp; Ko, Y. M. (2021). </w:t>
+      </w:r>
+      <w:r>
+        <w:rPr>
+          <w:rFonts w:ascii="Arial" w:hAnsi="Arial" w:cs="Arial"/>
+          <w:color w:val="FF0000"/>
+          <w:sz w:val="20"/>
+          <w:szCs w:val="20"/>
+          <w:shd w:val="clear" w:color="auto" w:fill="FFFFFF"/>
+        </w:rPr>
+        <w:t>Short-term electric load forecasting for buildings using logistic mixture vector autoregressive model with curve registration.</w:t>
+      </w:r>
+      <w:r>
+        <w:rPr>
+          <w:rFonts w:ascii="Arial" w:hAnsi="Arial" w:cs="Arial"/>
+          <w:color w:val="222222"/>
+          <w:sz w:val="20"/>
+          <w:szCs w:val="20"/>
+          <w:shd w:val="clear" w:color="auto" w:fill="FFFFFF"/>
+        </w:rPr>
+        <w:t> </w:t>
+      </w:r>
+      <w:r>
+        <w:rPr>
+          <w:rFonts w:ascii="Arial" w:hAnsi="Arial" w:cs="Arial"/>
+          <w:i/>
+          <w:iCs/>
+          <w:color w:val="222222"/>
+          <w:sz w:val="20"/>
+          <w:szCs w:val="20"/>
+          <w:shd w:val="clear" w:color="auto" w:fill="FFFFFF"/>
+        </w:rPr>
+        <w:t>Applied Energy</w:t>
+      </w:r>
+      <w:r>
+        <w:rPr>
+          <w:rFonts w:ascii="Arial" w:hAnsi="Arial" w:cs="Arial"/>
+          <w:color w:val="222222"/>
+          <w:sz w:val="20"/>
+          <w:szCs w:val="20"/>
+          <w:shd w:val="clear" w:color="auto" w:fill="FFFFFF"/>
+        </w:rPr>
+        <w:t>, </w:t>
+      </w:r>
+      <w:r>
+        <w:rPr>
+          <w:rFonts w:ascii="Arial" w:hAnsi="Arial" w:cs="Arial"/>
+          <w:i/>
+          <w:iCs/>
+          <w:color w:val="222222"/>
+          <w:sz w:val="20"/>
+          <w:szCs w:val="20"/>
+          <w:shd w:val="clear" w:color="auto" w:fill="FFFFFF"/>
+        </w:rPr>
+        <w:t>282</w:t>
+      </w:r>
+      <w:r>
+        <w:rPr>
+          <w:rFonts w:ascii="Arial" w:hAnsi="Arial" w:cs="Arial"/>
+          <w:color w:val="222222"/>
+          <w:sz w:val="20"/>
+          <w:szCs w:val="20"/>
+          <w:shd w:val="clear" w:color="auto" w:fill="FFFFFF"/>
+        </w:rPr>
+        <w:t>, 116249.</w:t>
       </w:r>
     </w:p>
     <w:p>
       <w:pPr>
         <w:spacing w:line="340" w:lineRule="exact"/>
-      </w:pPr>
-      <w:r>
-        <w:rPr>
-          <w:rFonts w:hint="eastAsia"/>
-        </w:rPr>
-        <w:t>論文名稱：</w:t>
-      </w:r>
-      <w:r>
-        <w:rPr>
-          <w:rFonts w:hint="eastAsia"/>
-        </w:rPr>
-        <w:t>Fuel consumption monitoring chart for marine voyage data: A combined deep learning and time series method.</w:t>
-      </w:r>
+        <w:rPr>
+          <w:rFonts w:hint="eastAsia"/>
+        </w:rPr>
+      </w:pPr>
     </w:p>
     <w:p>
       <w:pPr>
+        <w:pStyle w:val="a9"/>
+        <w:numPr>
+          <w:ilvl w:val="0"/>
+          <w:numId w:val="4"/>
+        </w:numPr>
         <w:spacing w:line="340" w:lineRule="exact"/>
       </w:pPr>
+      <w:r>
+        <w:rPr>
+          <w:rFonts w:hint="eastAsia"/>
+        </w:rPr>
+        <w:t>資料：</w:t>
+      </w:r>
+      <w:r>
+        <w:rPr>
+          <w:rFonts w:hint="eastAsia"/>
+        </w:rPr>
+        <w:t>2</w:t>
+      </w:r>
+      <w:r>
+        <w:rPr>
+          <w:rFonts w:hint="eastAsia"/>
+        </w:rPr>
+        <w:t>筆電力負荷資料，來自兩棟建築物──大學圖書館（</w:t>
+      </w:r>
+      <w:r>
+        <w:rPr>
+          <w:rFonts w:hint="eastAsia"/>
+        </w:rPr>
+        <w:t>2018/01/26~2019/12/12</w:t>
+      </w:r>
+      <w:r>
+        <w:rPr>
+          <w:rFonts w:hint="eastAsia"/>
+        </w:rPr>
+        <w:t>，共</w:t>
+      </w:r>
+      <w:r>
+        <w:rPr>
+          <w:rFonts w:hint="eastAsia"/>
+        </w:rPr>
+        <w:t>685</w:t>
+      </w:r>
+      <w:r>
+        <w:rPr>
+          <w:rFonts w:hint="eastAsia"/>
+        </w:rPr>
+        <w:t>天）以及雜貨店（</w:t>
+      </w:r>
+      <w:r>
+        <w:rPr>
+          <w:rFonts w:hint="eastAsia"/>
+        </w:rPr>
+        <w:t>2012/01/01~2012/12/31</w:t>
+      </w:r>
+      <w:r>
+        <w:rPr>
+          <w:rFonts w:hint="eastAsia"/>
+        </w:rPr>
+        <w:t>，共</w:t>
+      </w:r>
+      <w:r>
+        <w:rPr>
+          <w:rFonts w:hint="eastAsia"/>
+        </w:rPr>
+        <w:t>365</w:t>
+      </w:r>
+      <w:r>
+        <w:rPr>
+          <w:rFonts w:hint="eastAsia"/>
+        </w:rPr>
+        <w:t>天），</w:t>
+      </w:r>
     </w:p>
     <w:p>
       <w:pPr>
@@ -55,112 +185,173 @@
         <w:rPr>
           <w:rFonts w:hint="eastAsia"/>
         </w:rPr>
-        <w:t xml:space="preserve">(a) </w:t>
-      </w:r>
-      <w:r>
-        <w:rPr>
-          <w:rFonts w:hint="eastAsia"/>
-        </w:rPr>
-        <w:t>資料</w:t>
+        <w:t xml:space="preserve">(b) </w:t>
+      </w:r>
+      <w:r>
+        <w:rPr>
+          <w:rFonts w:hint="eastAsia"/>
+        </w:rPr>
+        <w:t>想解決的問題：隔天電力負荷預測。</w:t>
       </w:r>
     </w:p>
     <w:p>
       <w:pPr>
         <w:spacing w:line="340" w:lineRule="exact"/>
-        <w:ind w:firstLine="384"/>
-      </w:pPr>
-      <w:r>
-        <w:rPr>
-          <w:rFonts w:hint="eastAsia"/>
-        </w:rPr>
-        <w:t>本研究</w:t>
-      </w:r>
-      <w:r>
-        <w:rPr>
-          <w:rFonts w:hint="eastAsia"/>
-        </w:rPr>
-        <w:t>使用</w:t>
-      </w:r>
-      <w:r>
-        <w:rPr>
-          <w:rFonts w:hint="eastAsia"/>
-          <w:color w:val="FF0000"/>
-        </w:rPr>
-        <w:t>三艘船舶的航行資料</w:t>
+      </w:pPr>
+      <w:r>
+        <w:rPr>
+          <w:rFonts w:hint="eastAsia"/>
+        </w:rPr>
+        <w:t xml:space="preserve">(c) </w:t>
+      </w:r>
+      <w:r>
+        <w:rPr>
+          <w:rFonts w:hint="eastAsia"/>
+        </w:rPr>
+        <w:t>用什麼方法解決：</w:t>
+      </w:r>
+      <w:r>
+        <w:rPr>
+          <w:rFonts w:hint="eastAsia"/>
+        </w:rPr>
+        <w:t>有</w:t>
+      </w:r>
+      <w:r>
+        <w:rPr>
+          <w:rFonts w:hint="eastAsia"/>
+        </w:rPr>
+        <w:t>/</w:t>
+      </w:r>
+      <w:r>
+        <w:rPr>
+          <w:rFonts w:hint="eastAsia"/>
+        </w:rPr>
+        <w:t>無</w:t>
+      </w:r>
+      <w:r>
+        <w:rPr>
+          <w:rFonts w:hint="eastAsia"/>
+        </w:rPr>
+        <w:t>曲線校正的羅吉斯混合向量自</w:t>
+      </w:r>
+      <w:r>
+        <w:rPr>
+          <w:rFonts w:hint="eastAsia"/>
+        </w:rPr>
+        <w:t>迴</w:t>
+      </w:r>
+      <w:r>
+        <w:rPr>
+          <w:rFonts w:hint="eastAsia"/>
+        </w:rPr>
+        <w:t>歸模型</w:t>
+      </w:r>
+      <w:r>
+        <w:t>logistic mixture vector autoregressive model with</w:t>
+      </w:r>
+      <w:r>
+        <w:rPr>
+          <w:rFonts w:hint="eastAsia"/>
+        </w:rPr>
+        <w:t xml:space="preserve"> </w:t>
+      </w:r>
+      <w:r>
+        <w:t>curve</w:t>
+      </w:r>
+      <w:r>
+        <w:rPr>
+          <w:rFonts w:hint="eastAsia"/>
+        </w:rPr>
+        <w:t xml:space="preserve"> </w:t>
+      </w:r>
+      <w:r>
+        <w:t>registration</w:t>
+      </w:r>
+      <w:r>
+        <w:rPr>
+          <w:rFonts w:hint="eastAsia"/>
+        </w:rPr>
+        <w:t xml:space="preserve"> (</w:t>
+      </w:r>
+      <w:r>
+        <w:rPr>
+          <w:rFonts w:hint="eastAsia"/>
+        </w:rPr>
+        <w:t xml:space="preserve">LMVAR, </w:t>
+      </w:r>
+      <w:r>
+        <w:rPr>
+          <w:rFonts w:hint="eastAsia"/>
+        </w:rPr>
+        <w:t>LMVAR-CR)</w:t>
+      </w:r>
+      <w:r>
+        <w:rPr>
+          <w:rFonts w:hint="eastAsia"/>
+        </w:rPr>
+        <w:t>，混合了羅吉斯</w:t>
+      </w:r>
+      <w:r>
+        <w:rPr>
+          <w:rFonts w:hint="eastAsia"/>
+        </w:rPr>
+        <w:t>迴</w:t>
+      </w:r>
+      <w:r>
+        <w:rPr>
+          <w:rFonts w:hint="eastAsia"/>
+        </w:rPr>
+        <w:t>歸</w:t>
+      </w:r>
+      <w:r>
+        <w:rPr>
+          <w:rFonts w:hint="eastAsia"/>
+        </w:rPr>
+        <w:t>和時間序列的</w:t>
+      </w:r>
+      <w:r>
+        <w:rPr>
+          <w:rFonts w:hint="eastAsia"/>
+        </w:rPr>
+        <w:t>VAR model</w:t>
       </w:r>
       <w:r>
         <w:rPr>
           <w:rFonts w:hint="eastAsia"/>
         </w:rPr>
         <w:t>。</w:t>
-      </w:r>
-      <w:r>
-        <w:rPr>
-          <w:rFonts w:hint="eastAsia"/>
-        </w:rPr>
-        <w:t>包括的變數有：</w:t>
-      </w:r>
-      <w:r>
-        <w:rPr>
-          <w:rFonts w:hint="eastAsia"/>
-          <w:color w:val="45B0E1" w:themeColor="accent1" w:themeTint="99"/>
-        </w:rPr>
-        <w:t>水速、地面速度和引擎扭矩</w:t>
-      </w:r>
-      <w:r>
-        <w:rPr>
-          <w:rFonts w:hint="eastAsia"/>
-        </w:rPr>
-        <w:t>，這些對於</w:t>
-      </w:r>
-      <w:r>
-        <w:rPr>
-          <w:rFonts w:hint="eastAsia"/>
-          <w:color w:val="FF0000"/>
-        </w:rPr>
-        <w:t>預測燃料消耗</w:t>
-      </w:r>
-      <w:r>
-        <w:rPr>
-          <w:rFonts w:hint="eastAsia"/>
-        </w:rPr>
-        <w:t>至關重要。</w:t>
       </w:r>
     </w:p>
     <w:p>
       <w:pPr>
         <w:spacing w:line="340" w:lineRule="exact"/>
-        <w:ind w:firstLine="384"/>
-      </w:pPr>
-      <w:r>
-        <w:rPr>
-          <w:rFonts w:hint="eastAsia"/>
-        </w:rPr>
-        <w:t>此外，資料集分為</w:t>
-      </w:r>
-      <w:r>
-        <w:rPr>
-          <w:rFonts w:hint="eastAsia"/>
-        </w:rPr>
-        <w:t>modelling data set</w:t>
-      </w:r>
-      <w:r>
-        <w:rPr>
-          <w:rFonts w:hint="eastAsia"/>
-        </w:rPr>
-        <w:t>和</w:t>
-      </w:r>
-      <w:r>
-        <w:rPr>
-          <w:rFonts w:hint="eastAsia"/>
-        </w:rPr>
-        <w:t>testing data set</w:t>
-      </w:r>
-      <w:r>
-        <w:rPr>
-          <w:rFonts w:hint="eastAsia"/>
-        </w:rPr>
-        <w:t>。</w:t>
+        <w:rPr>
+          <w:rFonts w:hint="eastAsia"/>
+        </w:rPr>
+      </w:pPr>
+      <w:r>
+        <w:rPr>
+          <w:rFonts w:hint="eastAsia"/>
+        </w:rPr>
+        <w:t xml:space="preserve">(e) </w:t>
+      </w:r>
+      <w:r>
+        <w:rPr>
+          <w:rFonts w:hint="eastAsia"/>
+        </w:rPr>
+        <w:t>未來可延伸方向：增加氣候因子、拓展成</w:t>
+      </w:r>
+      <w:r>
+        <w:rPr>
+          <w:rFonts w:hint="eastAsia"/>
+        </w:rPr>
+        <w:t>SAR</w:t>
+      </w:r>
+      <w:r>
+        <w:rPr>
+          <w:rFonts w:hint="eastAsia"/>
+        </w:rPr>
+        <w:t>（平日電力負荷高，假日電力負荷低）。</w:t>
       </w:r>
     </w:p>
     <w:p>
@@ -171,900 +362,15 @@
     <w:p>
       <w:pPr>
         <w:spacing w:line="340" w:lineRule="exact"/>
-        <w:rPr>
-          <w:rFonts w:hint="eastAsia"/>
-        </w:rPr>
-      </w:pPr>
-      <w:r>
-        <w:rPr>
-          <w:rFonts w:hint="eastAsia"/>
-        </w:rPr>
-        <w:t xml:space="preserve">(b) </w:t>
-      </w:r>
-      <w:r>
-        <w:rPr>
-          <w:rFonts w:hint="eastAsia"/>
-        </w:rPr>
-        <w:t>研究方法</w:t>
-      </w:r>
+      </w:pPr>
     </w:p>
     <w:p>
       <w:pPr>
         <w:spacing w:line="340" w:lineRule="exact"/>
-      </w:pPr>
-      <w:r>
-        <w:rPr>
-          <w:rFonts w:hint="eastAsia"/>
-        </w:rPr>
-        <w:t>預測模型：該研究整合了兩種燃料消耗預測模型：</w:t>
-      </w:r>
-    </w:p>
-    <w:p>
-      <w:pPr>
-        <w:spacing w:line="340" w:lineRule="exact"/>
-        <w:ind w:firstLine="480"/>
-      </w:pPr>
-      <w:r>
-        <w:rPr>
-          <w:rFonts w:hint="eastAsia"/>
-        </w:rPr>
-        <w:t xml:space="preserve">(1) </w:t>
-      </w:r>
-      <w:r>
-        <w:rPr>
-          <w:rFonts w:hint="eastAsia"/>
-        </w:rPr>
-        <w:t>時間變換模型（</w:t>
-      </w:r>
-      <w:r>
-        <w:rPr>
-          <w:rFonts w:hint="eastAsia"/>
-        </w:rPr>
-        <w:t>TTM</w:t>
-      </w:r>
-      <w:r>
-        <w:rPr>
-          <w:rFonts w:hint="eastAsia"/>
-        </w:rPr>
-        <w:t>）：該模型是一種融合了自回歸積分移動平均（</w:t>
-      </w:r>
-      <w:r>
-        <w:rPr>
-          <w:rFonts w:hint="eastAsia"/>
-        </w:rPr>
-        <w:t>ARIMA</w:t>
-      </w:r>
-      <w:r>
-        <w:rPr>
-          <w:rFonts w:hint="eastAsia"/>
-        </w:rPr>
-        <w:t>）誤差的回歸模型，側重於響應變量的自回歸關係，而不考慮解釋變量。</w:t>
-      </w:r>
-    </w:p>
-    <w:p>
-      <w:pPr>
-        <w:spacing w:line="340" w:lineRule="exact"/>
-        <w:ind w:firstLine="480"/>
-      </w:pPr>
-      <w:r>
-        <w:rPr>
-          <w:rFonts w:hint="eastAsia"/>
-        </w:rPr>
-        <w:t xml:space="preserve">(2) (LSTM) </w:t>
-      </w:r>
-      <w:r>
-        <w:rPr>
-          <w:rFonts w:hint="eastAsia"/>
-        </w:rPr>
-        <w:t>神經網路：此深度學習模型用於處理時間序列數據，旨在捕捉數據中的時間依賴性。</w:t>
-      </w:r>
-      <w:r>
-        <w:rPr>
-          <w:rFonts w:hint="eastAsia"/>
-        </w:rPr>
-        <w:t xml:space="preserve"> LSTM</w:t>
-      </w:r>
-      <w:r>
-        <w:rPr>
-          <w:rFonts w:hint="eastAsia"/>
-        </w:rPr>
-        <w:t>與全卷積網路（</w:t>
-      </w:r>
-      <w:r>
-        <w:rPr>
-          <w:rFonts w:hint="eastAsia"/>
-        </w:rPr>
-        <w:t>FCN</w:t>
-      </w:r>
-      <w:r>
-        <w:rPr>
-          <w:rFonts w:hint="eastAsia"/>
-        </w:rPr>
-        <w:t>）結合形成</w:t>
-      </w:r>
-      <w:r>
-        <w:rPr>
-          <w:rFonts w:hint="eastAsia"/>
-        </w:rPr>
-        <w:t>LSTM-FCN</w:t>
-      </w:r>
-      <w:r>
-        <w:rPr>
-          <w:rFonts w:hint="eastAsia"/>
-        </w:rPr>
-        <w:t>模型，增強了對多元時間序列資料的預測能力。</w:t>
-      </w:r>
-    </w:p>
-    <w:p>
-      <w:pPr>
-        <w:spacing w:line="340" w:lineRule="exact"/>
-      </w:pPr>
-    </w:p>
-    <w:p>
-      <w:pPr>
-        <w:spacing w:line="340" w:lineRule="exact"/>
-      </w:pPr>
-      <w:r>
-        <w:rPr>
-          <w:rFonts w:hint="eastAsia"/>
-        </w:rPr>
-        <w:t>數據分析技術：</w:t>
-      </w:r>
-    </w:p>
-    <w:p>
-      <w:pPr>
-        <w:spacing w:line="340" w:lineRule="exact"/>
-        <w:ind w:firstLine="480"/>
-      </w:pPr>
-      <w:r>
-        <w:rPr>
-          <w:rFonts w:hint="eastAsia"/>
-        </w:rPr>
-        <w:t>(1) Mann-Whitney U test</w:t>
-      </w:r>
-      <w:r>
-        <w:rPr>
-          <w:rFonts w:hint="eastAsia"/>
-        </w:rPr>
-        <w:t>：此統計檢定用於比較兩個獨立組的平均值或中位數，以確定雙向航次之間的燃油消耗和其他運行參數是否有顯著差異。</w:t>
-      </w:r>
-    </w:p>
-    <w:p>
-      <w:pPr>
-        <w:spacing w:line="340" w:lineRule="exact"/>
-        <w:ind w:firstLine="480"/>
-      </w:pPr>
-      <w:r>
-        <w:rPr>
-          <w:rFonts w:hint="eastAsia"/>
-        </w:rPr>
-        <w:t xml:space="preserve">(2) </w:t>
-      </w:r>
-      <w:r>
-        <w:rPr>
-          <w:rFonts w:hint="eastAsia"/>
-        </w:rPr>
-        <w:t>主成分分析：</w:t>
-      </w:r>
-      <w:r>
-        <w:rPr>
-          <w:rFonts w:hint="eastAsia"/>
-        </w:rPr>
-        <w:t xml:space="preserve">PCA </w:t>
-      </w:r>
-      <w:r>
-        <w:rPr>
-          <w:rFonts w:hint="eastAsia"/>
-        </w:rPr>
-        <w:t>用於在擬合預測模型之前解決解釋變數之間潛在的多重共線性。</w:t>
-      </w:r>
-    </w:p>
-    <w:p>
-      <w:pPr>
-        <w:spacing w:line="340" w:lineRule="exact"/>
-        <w:ind w:firstLine="480"/>
-      </w:pPr>
-      <w:r>
-        <w:rPr>
-          <w:rFonts w:hint="eastAsia"/>
-        </w:rPr>
-        <w:t xml:space="preserve">(3) </w:t>
-      </w:r>
-      <w:r>
-        <w:rPr>
-          <w:rFonts w:hint="eastAsia"/>
-        </w:rPr>
-        <w:t>監控圖表：該研究建立了監控圖表，以可視化燃料消耗趨勢和運行數據，這有助於效能監控和維護預測。</w:t>
-      </w:r>
-    </w:p>
-    <w:p>
-      <w:pPr>
-        <w:spacing w:line="340" w:lineRule="exact"/>
-        <w:ind w:firstLine="480"/>
-      </w:pPr>
-      <w:r>
-        <w:rPr>
-          <w:rFonts w:hint="eastAsia"/>
-        </w:rPr>
-        <w:t xml:space="preserve">(4) </w:t>
-      </w:r>
-      <w:r>
-        <w:rPr>
-          <w:rFonts w:hint="eastAsia"/>
-        </w:rPr>
-        <w:t>平均絕對百分比誤差</w:t>
-      </w:r>
-      <w:r>
-        <w:rPr>
-          <w:rFonts w:hint="eastAsia"/>
-        </w:rPr>
-        <w:t xml:space="preserve"> (MAPE)</w:t>
-      </w:r>
-      <w:r>
-        <w:rPr>
-          <w:rFonts w:hint="eastAsia"/>
-        </w:rPr>
-        <w:t>：此指標用於評估預測模型的準確性，提供預測準確性的相對度量。</w:t>
-      </w:r>
-    </w:p>
-    <w:p>
-      <w:pPr>
-        <w:spacing w:line="340" w:lineRule="exact"/>
-      </w:pPr>
-    </w:p>
-    <w:p>
-      <w:pPr>
-        <w:spacing w:line="340" w:lineRule="exact"/>
-      </w:pPr>
-      <w:r>
-        <w:rPr>
-          <w:rFonts w:hint="eastAsia"/>
-        </w:rPr>
-        <w:t xml:space="preserve">2. </w:t>
-      </w:r>
-      <w:r>
-        <w:rPr>
-          <w:rFonts w:hint="eastAsia"/>
-        </w:rPr>
-        <w:t>作者：</w:t>
-      </w:r>
-      <w:r>
-        <w:t>Shuting Wang</w:t>
-      </w:r>
-    </w:p>
-    <w:p>
-      <w:pPr>
-        <w:spacing w:line="340" w:lineRule="exact"/>
-      </w:pPr>
-      <w:r>
-        <w:rPr>
-          <w:rFonts w:hint="eastAsia"/>
-        </w:rPr>
-        <w:t>論文標題：</w:t>
-      </w:r>
-      <w:r>
-        <w:t>A Study of Disaster Insurance in Extreme Weather Based on Logistic Regression and ARIMA Models</w:t>
-      </w:r>
-    </w:p>
-    <w:p>
-      <w:pPr>
-        <w:spacing w:line="340" w:lineRule="exact"/>
-      </w:pPr>
-      <w:r>
-        <w:rPr>
-          <w:rFonts w:hint="eastAsia"/>
-        </w:rPr>
-        <w:t xml:space="preserve">(a) </w:t>
-      </w:r>
-      <w:r>
-        <w:rPr>
-          <w:rFonts w:hint="eastAsia"/>
-        </w:rPr>
-        <w:t>摘要</w:t>
-      </w:r>
-    </w:p>
-    <w:p>
-      <w:pPr>
-        <w:spacing w:line="340" w:lineRule="exact"/>
-        <w:ind w:firstLine="480"/>
-      </w:pPr>
-      <w:r>
-        <w:rPr>
-          <w:rFonts w:hint="eastAsia"/>
-        </w:rPr>
-        <w:t>這篇論文探討了極端天氣事件對保險承保決策和房地產開發的影響。它採用</w:t>
-      </w:r>
-      <w:r>
-        <w:t>Topsis entropy weight method</w:t>
-      </w:r>
-      <w:r>
-        <w:rPr>
-          <w:rFonts w:hint="eastAsia"/>
-        </w:rPr>
-        <w:t xml:space="preserve"> (Topsis</w:t>
-      </w:r>
-      <w:r>
-        <w:rPr>
-          <w:rFonts w:hint="eastAsia"/>
-        </w:rPr>
-        <w:t>熵加權法</w:t>
-      </w:r>
-      <w:r>
-        <w:rPr>
-          <w:rFonts w:hint="eastAsia"/>
-        </w:rPr>
-        <w:t>)</w:t>
-      </w:r>
-      <w:r>
-        <w:rPr>
-          <w:rFonts w:hint="eastAsia"/>
-        </w:rPr>
-        <w:t>、</w:t>
-      </w:r>
-      <w:r>
-        <w:rPr>
-          <w:rFonts w:hint="eastAsia"/>
-        </w:rPr>
-        <w:t>Logistic</w:t>
-      </w:r>
-      <w:r>
-        <w:rPr>
-          <w:rFonts w:hint="eastAsia"/>
-        </w:rPr>
-        <w:t>迴歸、</w:t>
-      </w:r>
-      <w:r>
-        <w:rPr>
-          <w:rFonts w:hint="eastAsia"/>
-        </w:rPr>
-        <w:t>ARIMA</w:t>
-      </w:r>
-      <w:r>
-        <w:rPr>
-          <w:rFonts w:hint="eastAsia"/>
-        </w:rPr>
-        <w:t>模型等統計方法來分析極端天氣指標與保險理賠之間的相關性。</w:t>
-      </w:r>
-    </w:p>
-    <w:p>
-      <w:pPr>
-        <w:spacing w:line="340" w:lineRule="exact"/>
-        <w:ind w:firstLine="480"/>
-      </w:pPr>
-      <w:r>
-        <w:rPr>
-          <w:rFonts w:hint="eastAsia"/>
-        </w:rPr>
-        <w:t>主要發現包括：</w:t>
-      </w:r>
-    </w:p>
-    <w:p>
-      <w:pPr>
-        <w:spacing w:line="340" w:lineRule="exact"/>
-        <w:ind w:firstLine="480"/>
-      </w:pPr>
-      <w:r>
-        <w:rPr>
-          <w:rFonts w:hint="eastAsia"/>
-        </w:rPr>
-        <w:t>(</w:t>
-      </w:r>
-      <w:r>
-        <w:rPr>
-          <w:rFonts w:hint="eastAsia"/>
-        </w:rPr>
-        <w:t>1</w:t>
-      </w:r>
-      <w:r>
-        <w:rPr>
-          <w:rFonts w:hint="eastAsia"/>
-        </w:rPr>
-        <w:t>)</w:t>
-      </w:r>
-      <w:r>
-        <w:rPr>
-          <w:rFonts w:hint="eastAsia"/>
-        </w:rPr>
-        <w:t xml:space="preserve"> </w:t>
-      </w:r>
-      <w:r>
-        <w:rPr>
-          <w:rFonts w:hint="eastAsia"/>
-        </w:rPr>
-        <w:t>極端天氣的影響：此研究確定了過去和預測的極端天氣事件如何影響房屋所有權和保險索賠。具體來說，過去極端天氣事件的增加會對房屋擁有率產生負面影響，而預測的未來事件則會產生輕微的正面影響。</w:t>
-      </w:r>
-    </w:p>
-    <w:p>
-      <w:pPr>
-        <w:spacing w:line="340" w:lineRule="exact"/>
-        <w:ind w:firstLine="480"/>
-      </w:pPr>
-      <w:r>
-        <w:rPr>
-          <w:rFonts w:hint="eastAsia"/>
-        </w:rPr>
-        <w:t>(</w:t>
-      </w:r>
-      <w:r>
-        <w:rPr>
-          <w:rFonts w:hint="eastAsia"/>
-        </w:rPr>
-        <w:t>2</w:t>
-      </w:r>
-      <w:r>
-        <w:rPr>
-          <w:rFonts w:hint="eastAsia"/>
-        </w:rPr>
-        <w:t xml:space="preserve">) </w:t>
-      </w:r>
-      <w:r>
-        <w:rPr>
-          <w:rFonts w:hint="eastAsia"/>
-        </w:rPr>
-        <w:t>社會因素：也分析了就業水準和地區犯罪率，揭示了對住房擁有率的重大影響。</w:t>
-      </w:r>
-    </w:p>
-    <w:p>
-      <w:pPr>
-        <w:spacing w:line="340" w:lineRule="exact"/>
-        <w:ind w:firstLine="480"/>
-      </w:pPr>
-      <w:r>
-        <w:rPr>
-          <w:rFonts w:hint="eastAsia"/>
-        </w:rPr>
-        <w:t>(</w:t>
-      </w:r>
-      <w:r>
-        <w:rPr>
-          <w:rFonts w:hint="eastAsia"/>
-        </w:rPr>
-        <w:t>3</w:t>
-      </w:r>
-      <w:r>
-        <w:rPr>
-          <w:rFonts w:hint="eastAsia"/>
-        </w:rPr>
-        <w:t xml:space="preserve">) </w:t>
-      </w:r>
-      <w:r>
-        <w:rPr>
-          <w:rFonts w:hint="eastAsia"/>
-        </w:rPr>
-        <w:t>模型開發：研究將極端天氣數據與保險索賠數據相結合，預測未來索賠機率並完善保險索賠和盈利模型。房屋銷售率用作保險索賠率的代理。</w:t>
-      </w:r>
-    </w:p>
-    <w:p>
-      <w:pPr>
-        <w:spacing w:line="340" w:lineRule="exact"/>
-        <w:ind w:firstLine="480"/>
-      </w:pPr>
-      <w:r>
-        <w:rPr>
-          <w:rFonts w:hint="eastAsia"/>
-        </w:rPr>
-        <w:t>(</w:t>
-      </w:r>
-      <w:r>
-        <w:rPr>
-          <w:rFonts w:hint="eastAsia"/>
-        </w:rPr>
-        <w:t>4</w:t>
-      </w:r>
-      <w:r>
-        <w:rPr>
-          <w:rFonts w:hint="eastAsia"/>
-        </w:rPr>
-        <w:t xml:space="preserve">) </w:t>
-      </w:r>
-      <w:r>
-        <w:rPr>
-          <w:rFonts w:hint="eastAsia"/>
-        </w:rPr>
-        <w:t>決策支持：研究結果為保險業提供了新的視角和決策支持，建議企業在製定保險政策和風險管理策略時應同時考慮環境和社會因素。</w:t>
-      </w:r>
-    </w:p>
-    <w:p>
-      <w:pPr>
-        <w:spacing w:line="340" w:lineRule="exact"/>
-      </w:pPr>
-    </w:p>
-    <w:p>
-      <w:pPr>
-        <w:spacing w:line="340" w:lineRule="exact"/>
-      </w:pPr>
-      <w:r>
-        <w:rPr>
-          <w:rFonts w:hint="eastAsia"/>
-        </w:rPr>
-        <w:t xml:space="preserve">(b) </w:t>
-      </w:r>
-      <w:r>
-        <w:rPr>
-          <w:rFonts w:hint="eastAsia"/>
-        </w:rPr>
-        <w:t>資料類型</w:t>
-      </w:r>
-    </w:p>
-    <w:p>
-      <w:pPr>
-        <w:spacing w:line="340" w:lineRule="exact"/>
-        <w:ind w:firstLine="480"/>
-      </w:pPr>
-      <w:r>
-        <w:rPr>
-          <w:rFonts w:hint="eastAsia"/>
-        </w:rPr>
-        <w:t xml:space="preserve">1. </w:t>
-      </w:r>
-      <w:r>
-        <w:rPr>
-          <w:rFonts w:hint="eastAsia"/>
-        </w:rPr>
-        <w:t>極端天氣資料：包括年度最高溫差、最高和最低氣溫、最大降水量和最大風速。這些指標對於了解極端天氣事件的頻率和嚴重程度至關重要。</w:t>
-      </w:r>
-    </w:p>
-    <w:p>
-      <w:pPr>
-        <w:spacing w:line="340" w:lineRule="exact"/>
-        <w:ind w:firstLine="480"/>
-      </w:pPr>
-      <w:r>
-        <w:rPr>
-          <w:rFonts w:hint="eastAsia"/>
-        </w:rPr>
-        <w:lastRenderedPageBreak/>
-        <w:t xml:space="preserve">2. </w:t>
-      </w:r>
-      <w:r>
-        <w:rPr>
-          <w:rFonts w:hint="eastAsia"/>
-        </w:rPr>
-        <w:t>經濟指標：該研究納入了當地</w:t>
-      </w:r>
-      <w:r>
-        <w:rPr>
-          <w:rFonts w:hint="eastAsia"/>
-        </w:rPr>
-        <w:t xml:space="preserve"> GDP </w:t>
-      </w:r>
-      <w:r>
-        <w:rPr>
-          <w:rFonts w:hint="eastAsia"/>
-        </w:rPr>
-        <w:t>數據，以評估這些極端天氣事件發生的經濟背景及其對保險索賠和住房擁有率的影響。</w:t>
-      </w:r>
-    </w:p>
-    <w:p>
-      <w:pPr>
-        <w:spacing w:line="340" w:lineRule="exact"/>
-        <w:ind w:firstLine="480"/>
-      </w:pPr>
-      <w:r>
-        <w:rPr>
-          <w:rFonts w:hint="eastAsia"/>
-        </w:rPr>
-        <w:t xml:space="preserve">3. </w:t>
-      </w:r>
-      <w:r>
-        <w:rPr>
-          <w:rFonts w:hint="eastAsia"/>
-        </w:rPr>
-        <w:t>社會因素：分析包括就業率和犯罪率等社會指標，並檢視這些指標與房屋擁有率的相關性。</w:t>
-      </w:r>
-    </w:p>
-    <w:p>
-      <w:pPr>
-        <w:spacing w:line="340" w:lineRule="exact"/>
-        <w:ind w:firstLine="480"/>
-      </w:pPr>
-      <w:r>
-        <w:rPr>
-          <w:rFonts w:hint="eastAsia"/>
-        </w:rPr>
-        <w:t xml:space="preserve">4. </w:t>
-      </w:r>
-      <w:r>
-        <w:rPr>
-          <w:rFonts w:hint="eastAsia"/>
-        </w:rPr>
-        <w:t>保險索賠資料：保險索賠的歷史資料用於建立極端天氣事件與提出索賠的可能性之間的關係。</w:t>
-      </w:r>
-    </w:p>
-    <w:p>
-      <w:pPr>
-        <w:spacing w:line="340" w:lineRule="exact"/>
-        <w:ind w:firstLine="480"/>
-      </w:pPr>
-      <w:r>
-        <w:rPr>
-          <w:rFonts w:hint="eastAsia"/>
-        </w:rPr>
-        <w:t xml:space="preserve">5. </w:t>
-      </w:r>
-      <w:r>
-        <w:rPr>
-          <w:rFonts w:hint="eastAsia"/>
-        </w:rPr>
-        <w:t>房屋銷售數據：房屋銷售率被視為保險索賠率的代理，使研究能夠探索各種因素對房屋銷售以及保險索賠的影響。</w:t>
-      </w:r>
-    </w:p>
-    <w:p>
-      <w:pPr>
-        <w:spacing w:line="340" w:lineRule="exact"/>
-      </w:pPr>
-    </w:p>
-    <w:p>
-      <w:pPr>
-        <w:spacing w:line="340" w:lineRule="exact"/>
-      </w:pPr>
-    </w:p>
-    <w:p>
-      <w:pPr>
-        <w:spacing w:line="340" w:lineRule="exact"/>
-      </w:pPr>
-      <w:r>
-        <w:rPr>
-          <w:rFonts w:hint="eastAsia"/>
-        </w:rPr>
-        <w:t xml:space="preserve">1. </w:t>
-      </w:r>
-      <w:r>
-        <w:rPr>
-          <w:rFonts w:hint="eastAsia"/>
-        </w:rPr>
-        <w:t>資料預處理：對資料進行清洗、分類和匯總，為分析做好準備。產品分為六組，並分析這些類別的每日銷售數據。</w:t>
-      </w:r>
-    </w:p>
-    <w:p>
-      <w:pPr>
-        <w:spacing w:line="340" w:lineRule="exact"/>
-      </w:pPr>
-      <w:r>
-        <w:rPr>
-          <w:rFonts w:hint="eastAsia"/>
-        </w:rPr>
-        <w:t xml:space="preserve">2. </w:t>
-      </w:r>
-      <w:r>
-        <w:rPr>
-          <w:rFonts w:hint="eastAsia"/>
-        </w:rPr>
-        <w:t>邏輯迴歸模型：邏輯迴歸模型用來推導出銷售量和成本加成定價的線性方程式。</w:t>
-      </w:r>
-      <w:r>
-        <w:rPr>
-          <w:rFonts w:hint="eastAsia"/>
-        </w:rPr>
-        <w:t xml:space="preserve"> Adam </w:t>
-      </w:r>
-      <w:r>
-        <w:rPr>
-          <w:rFonts w:hint="eastAsia"/>
-        </w:rPr>
-        <w:t>優化的梯度下降演算法使用</w:t>
-      </w:r>
-      <w:r>
-        <w:rPr>
-          <w:rFonts w:hint="eastAsia"/>
-        </w:rPr>
-        <w:t xml:space="preserve"> 10,000 </w:t>
-      </w:r>
-      <w:r>
-        <w:rPr>
-          <w:rFonts w:hint="eastAsia"/>
-        </w:rPr>
-        <w:t>次迭代來最小化損失函數並找到最佳權重參數。</w:t>
-      </w:r>
-    </w:p>
-    <w:p>
-      <w:pPr>
-        <w:spacing w:line="340" w:lineRule="exact"/>
-      </w:pPr>
-      <w:r>
-        <w:rPr>
-          <w:rFonts w:hint="eastAsia"/>
-        </w:rPr>
-        <w:t xml:space="preserve">3. ARIMA </w:t>
-      </w:r>
-      <w:r>
-        <w:rPr>
-          <w:rFonts w:hint="eastAsia"/>
-        </w:rPr>
-        <w:t>時間序列預測：</w:t>
-      </w:r>
-      <w:r>
-        <w:rPr>
-          <w:rFonts w:hint="eastAsia"/>
-        </w:rPr>
-        <w:t>ARIMA</w:t>
-      </w:r>
-      <w:r>
-        <w:rPr>
-          <w:rFonts w:hint="eastAsia"/>
-        </w:rPr>
-        <w:t>（自迴歸綜合移動平均）模型用於時間序列預測。方法包括：</w:t>
-      </w:r>
-    </w:p>
-    <w:p>
-      <w:pPr>
-        <w:spacing w:line="340" w:lineRule="exact"/>
-      </w:pPr>
-      <w:r>
-        <w:rPr>
-          <w:rFonts w:hint="eastAsia"/>
-        </w:rPr>
-        <w:t xml:space="preserve"> - </w:t>
-      </w:r>
-      <w:r>
-        <w:rPr>
-          <w:rFonts w:hint="eastAsia"/>
-        </w:rPr>
-        <w:t>平滑度測試：進行測試（如</w:t>
-      </w:r>
-      <w:r>
-        <w:rPr>
-          <w:rFonts w:hint="eastAsia"/>
-        </w:rPr>
-        <w:t xml:space="preserve"> ADF </w:t>
-      </w:r>
-      <w:r>
-        <w:rPr>
-          <w:rFonts w:hint="eastAsia"/>
-        </w:rPr>
-        <w:t>或</w:t>
-      </w:r>
-      <w:r>
-        <w:rPr>
-          <w:rFonts w:hint="eastAsia"/>
-        </w:rPr>
-        <w:t xml:space="preserve"> PP </w:t>
-      </w:r>
-      <w:r>
-        <w:rPr>
-          <w:rFonts w:hint="eastAsia"/>
-        </w:rPr>
-        <w:t>測試）以檢查時間序列資料中的單位根。</w:t>
-      </w:r>
-    </w:p>
-    <w:p>
-      <w:pPr>
-        <w:spacing w:line="340" w:lineRule="exact"/>
-      </w:pPr>
-      <w:r>
-        <w:t xml:space="preserve"> - </w:t>
-      </w:r>
-      <w:r>
-        <w:rPr>
-          <w:rFonts w:hint="eastAsia"/>
-        </w:rPr>
-        <w:t>模型階數確定：使用自相關</w:t>
-      </w:r>
-      <w:r>
-        <w:t xml:space="preserve"> (AC) </w:t>
-      </w:r>
-      <w:r>
-        <w:rPr>
-          <w:rFonts w:hint="eastAsia"/>
-        </w:rPr>
-        <w:t>和偏自相關</w:t>
-      </w:r>
-      <w:r>
-        <w:t xml:space="preserve"> (PAC) </w:t>
-      </w:r>
-      <w:r>
-        <w:rPr>
-          <w:rFonts w:hint="eastAsia"/>
-        </w:rPr>
-        <w:t>係數來識別潛在的模型形式，並根據</w:t>
-      </w:r>
-      <w:r>
-        <w:t xml:space="preserve"> AIC</w:t>
-      </w:r>
-      <w:r>
-        <w:rPr>
-          <w:rFonts w:hint="eastAsia"/>
-        </w:rPr>
-        <w:t>（赤池資訊</w:t>
-      </w:r>
-      <w:r>
-        <w:rPr>
-          <w:rFonts w:cs="Times New Roman"/>
-        </w:rPr>
-        <w:t>​​</w:t>
-      </w:r>
-      <w:r>
-        <w:rPr>
-          <w:rFonts w:ascii="標楷體" w:hAnsi="標楷體" w:cs="標楷體" w:hint="eastAsia"/>
-        </w:rPr>
-        <w:t>準則）選擇最佳模型。</w:t>
-      </w:r>
-    </w:p>
-    <w:p>
-      <w:pPr>
-        <w:spacing w:line="340" w:lineRule="exact"/>
-      </w:pPr>
-      <w:r>
-        <w:rPr>
-          <w:rFonts w:hint="eastAsia"/>
-        </w:rPr>
-        <w:t xml:space="preserve"> - </w:t>
-      </w:r>
-      <w:r>
-        <w:rPr>
-          <w:rFonts w:hint="eastAsia"/>
-        </w:rPr>
-        <w:t>參數估計與診斷測試：估計模型參數，測試其顯著性，並檢查殘差是否為白噪音。</w:t>
-      </w:r>
-    </w:p>
-    <w:p>
-      <w:pPr>
-        <w:spacing w:line="340" w:lineRule="exact"/>
-      </w:pPr>
-      <w:r>
-        <w:rPr>
-          <w:rFonts w:hint="eastAsia"/>
-        </w:rPr>
-        <w:t xml:space="preserve"> - </w:t>
-      </w:r>
-      <w:r>
-        <w:rPr>
-          <w:rFonts w:hint="eastAsia"/>
-        </w:rPr>
-        <w:t>預測：使用已建立的</w:t>
-      </w:r>
-      <w:r>
-        <w:rPr>
-          <w:rFonts w:hint="eastAsia"/>
-        </w:rPr>
-        <w:t xml:space="preserve"> ARIMA </w:t>
-      </w:r>
-      <w:r>
-        <w:rPr>
-          <w:rFonts w:hint="eastAsia"/>
-        </w:rPr>
-        <w:t>模型進行預測。</w:t>
-      </w:r>
-    </w:p>
-    <w:p>
-      <w:pPr>
-        <w:spacing w:line="340" w:lineRule="exact"/>
-      </w:pPr>
-      <w:r>
-        <w:rPr>
-          <w:rFonts w:hint="eastAsia"/>
-        </w:rPr>
-        <w:t xml:space="preserve">4. </w:t>
-      </w:r>
-      <w:r>
-        <w:rPr>
-          <w:rFonts w:hint="eastAsia"/>
-        </w:rPr>
-        <w:t>模型測試和結果分析：評估模型的性能，並分析結果，根據預測提供未來一周的每日補貨和定價建議。</w:t>
-      </w:r>
-    </w:p>
-    <w:p>
-      <w:pPr>
-        <w:spacing w:line="340" w:lineRule="exact"/>
-      </w:pPr>
-      <w:r>
-        <w:rPr>
-          <w:rFonts w:hint="eastAsia"/>
-        </w:rPr>
-        <w:t>整體而言，邏輯迴歸和</w:t>
-      </w:r>
-      <w:r>
-        <w:rPr>
-          <w:rFonts w:hint="eastAsia"/>
-        </w:rPr>
-        <w:t xml:space="preserve"> ARIMA </w:t>
-      </w:r>
-      <w:r>
-        <w:rPr>
-          <w:rFonts w:hint="eastAsia"/>
-        </w:rPr>
-        <w:t>預測的結合可以實現超市新鮮蔬菜商品補貨的有效決策。</w:t>
-      </w:r>
+        <w:rPr>
+          <w:rFonts w:hint="eastAsia"/>
+        </w:rPr>
+      </w:pPr>
     </w:p>
     <w:sectPr>
       <w:pgSz w:w="11906" w:h="16838"/>
@@ -1383,6 +689,95 @@
       </w:pPr>
     </w:lvl>
   </w:abstractNum>
+  <w:abstractNum w:abstractNumId="3" w15:restartNumberingAfterBreak="0">
+    <w:nsid w:val="63D11988"/>
+    <w:multiLevelType w:val="hybridMultilevel"/>
+    <w:tmpl w:val="B7BE9ABC"/>
+    <w:lvl w:ilvl="0" w:tplc="108E9EDA">
+      <w:start w:val="1"/>
+      <w:numFmt w:val="lowerLetter"/>
+      <w:lvlText w:val="(%1)"/>
+      <w:lvlJc w:val="left"/>
+      <w:pPr>
+        <w:ind w:left="360" w:hanging="360"/>
+      </w:pPr>
+      <w:rPr>
+        <w:rFonts w:hint="default"/>
+      </w:rPr>
+    </w:lvl>
+    <w:lvl w:ilvl="1" w:tplc="04090019" w:tentative="1">
+      <w:start w:val="1"/>
+      <w:numFmt w:val="ideographTraditional"/>
+      <w:lvlText w:val="%2、"/>
+      <w:lvlJc w:val="left"/>
+      <w:pPr>
+        <w:ind w:left="960" w:hanging="480"/>
+      </w:pPr>
+    </w:lvl>
+    <w:lvl w:ilvl="2" w:tplc="0409001B" w:tentative="1">
+      <w:start w:val="1"/>
+      <w:numFmt w:val="lowerRoman"/>
+      <w:lvlText w:val="%3."/>
+      <w:lvlJc w:val="right"/>
+      <w:pPr>
+        <w:ind w:left="1440" w:hanging="480"/>
+      </w:pPr>
+    </w:lvl>
+    <w:lvl w:ilvl="3" w:tplc="0409000F" w:tentative="1">
+      <w:start w:val="1"/>
+      <w:numFmt w:val="decimal"/>
+      <w:lvlText w:val="%4."/>
+      <w:lvlJc w:val="left"/>
+      <w:pPr>
+        <w:ind w:left="1920" w:hanging="480"/>
+      </w:pPr>
+    </w:lvl>
+    <w:lvl w:ilvl="4" w:tplc="04090019" w:tentative="1">
+      <w:start w:val="1"/>
+      <w:numFmt w:val="ideographTraditional"/>
+      <w:lvlText w:val="%5、"/>
+      <w:lvlJc w:val="left"/>
+      <w:pPr>
+        <w:ind w:left="2400" w:hanging="480"/>
+      </w:pPr>
+    </w:lvl>
+    <w:lvl w:ilvl="5" w:tplc="0409001B" w:tentative="1">
+      <w:start w:val="1"/>
+      <w:numFmt w:val="lowerRoman"/>
+      <w:lvlText w:val="%6."/>
+      <w:lvlJc w:val="right"/>
+      <w:pPr>
+        <w:ind w:left="2880" w:hanging="480"/>
+      </w:pPr>
+    </w:lvl>
+    <w:lvl w:ilvl="6" w:tplc="0409000F" w:tentative="1">
+      <w:start w:val="1"/>
+      <w:numFmt w:val="decimal"/>
+      <w:lvlText w:val="%7."/>
+      <w:lvlJc w:val="left"/>
+      <w:pPr>
+        <w:ind w:left="3360" w:hanging="480"/>
+      </w:pPr>
+    </w:lvl>
+    <w:lvl w:ilvl="7" w:tplc="04090019" w:tentative="1">
+      <w:start w:val="1"/>
+      <w:numFmt w:val="ideographTraditional"/>
+      <w:lvlText w:val="%8、"/>
+      <w:lvlJc w:val="left"/>
+      <w:pPr>
+        <w:ind w:left="3840" w:hanging="480"/>
+      </w:pPr>
+    </w:lvl>
+    <w:lvl w:ilvl="8" w:tplc="0409001B" w:tentative="1">
+      <w:start w:val="1"/>
+      <w:numFmt w:val="lowerRoman"/>
+      <w:lvlText w:val="%9."/>
+      <w:lvlJc w:val="right"/>
+      <w:pPr>
+        <w:ind w:left="4320" w:hanging="480"/>
+      </w:pPr>
+    </w:lvl>
+  </w:abstractNum>
   <w:num w:numId="1" w16cid:durableId="1786075546">
     <w:abstractNumId w:val="1"/>
   </w:num>
@@ -1391,6 +786,9 @@
   </w:num>
   <w:num w:numId="3" w16cid:durableId="960184584">
     <w:abstractNumId w:val="2"/>
+  </w:num>
+  <w:num w:numId="4" w16cid:durableId="405997467">
+    <w:abstractNumId w:val="3"/>
   </w:num>
 </w:numbering>
 </file>
